--- a/lab11/TestSuite/SRCH_TS.docx
+++ b/lab11/TestSuite/SRCH_TS.docx
@@ -47,7 +47,6 @@
           </w:tblCellMar>
         </w:tblPrEx>
         <w:trPr>
-          <w:wBefore w:w="0" w:type="dxa"/>
           <w:trHeight w:val="567" w:hRule="atLeast"/>
         </w:trPr>
         <w:tc>
@@ -136,7 +135,6 @@
           </w:tblCellMar>
         </w:tblPrEx>
         <w:trPr>
-          <w:wBefore w:w="0" w:type="dxa"/>
           <w:trHeight w:val="567" w:hRule="atLeast"/>
         </w:trPr>
         <w:tc>
@@ -202,7 +200,18 @@
                 <w:szCs w:val="25"/>
                 <w:lang w:val="en-US"/>
               </w:rPr>
-              <w:t>Prj_1_Kasian.exe</w:t>
+              <w:t>Prj_1_Kasian_TD</w:t>
+            </w:r>
+            <w:bookmarkStart w:id="0" w:name="_GoBack"/>
+            <w:bookmarkEnd w:id="0"/>
+            <w:r>
+              <w:rPr>
+                <w:rFonts w:hint="default" w:ascii="Arial Narrow" w:hAnsi="Arial Narrow"/>
+                <w:sz w:val="25"/>
+                <w:szCs w:val="25"/>
+                <w:lang w:val="en-US"/>
+              </w:rPr>
+              <w:t>.exe</w:t>
             </w:r>
           </w:p>
         </w:tc>
@@ -225,7 +234,6 @@
           </w:tblCellMar>
         </w:tblPrEx>
         <w:trPr>
-          <w:wBefore w:w="0" w:type="dxa"/>
           <w:trHeight w:val="567" w:hRule="atLeast"/>
         </w:trPr>
         <w:tc>
@@ -341,7 +349,6 @@
           </w:tblCellMar>
         </w:tblPrEx>
         <w:trPr>
-          <w:wBefore w:w="0" w:type="dxa"/>
           <w:trHeight w:val="567" w:hRule="atLeast"/>
         </w:trPr>
         <w:tc>
@@ -526,7 +533,6 @@
           </w:tblCellMar>
         </w:tblPrEx>
         <w:trPr>
-          <w:wBefore w:w="0" w:type="dxa"/>
           <w:trHeight w:val="567" w:hRule="atLeast"/>
         </w:trPr>
         <w:tc>
@@ -652,15 +658,8 @@
             <w:insideH w:val="single" w:color="999999" w:sz="18" w:space="0"/>
             <w:insideV w:val="single" w:color="999999" w:sz="18" w:space="0"/>
           </w:tblBorders>
-          <w:tblCellMar>
-            <w:top w:w="0" w:type="dxa"/>
-            <w:left w:w="108" w:type="dxa"/>
-            <w:bottom w:w="0" w:type="dxa"/>
-            <w:right w:w="108" w:type="dxa"/>
-          </w:tblCellMar>
         </w:tblPrEx>
         <w:trPr>
-          <w:wBefore w:w="0" w:type="auto"/>
           <w:trHeight w:val="1785" w:hRule="atLeast"/>
           <w:jc w:val="right"/>
         </w:trPr>
@@ -900,7 +899,6 @@
           </w:tblCellMar>
         </w:tblPrEx>
         <w:trPr>
-          <w:wBefore w:w="0" w:type="auto"/>
           <w:trHeight w:val="1134" w:hRule="atLeast"/>
           <w:jc w:val="right"/>
         </w:trPr>
@@ -1051,7 +1049,6 @@
           </w:tblCellMar>
         </w:tblPrEx>
         <w:trPr>
-          <w:wBefore w:w="0" w:type="auto"/>
           <w:trHeight w:val="1134" w:hRule="atLeast"/>
           <w:jc w:val="right"/>
         </w:trPr>
@@ -1202,7 +1199,6 @@
           </w:tblCellMar>
         </w:tblPrEx>
         <w:trPr>
-          <w:wBefore w:w="0" w:type="auto"/>
           <w:trHeight w:val="1134" w:hRule="atLeast"/>
           <w:jc w:val="right"/>
         </w:trPr>
@@ -1353,7 +1349,6 @@
           </w:tblCellMar>
         </w:tblPrEx>
         <w:trPr>
-          <w:wBefore w:w="0" w:type="auto"/>
           <w:trHeight w:val="1134" w:hRule="atLeast"/>
           <w:jc w:val="right"/>
         </w:trPr>
@@ -1455,19 +1450,7 @@
                 <w:szCs w:val="20"/>
                 <w:lang w:val="en-US" w:eastAsia="zh-CN" w:bidi="ar"/>
               </w:rPr>
-              <w:t>Повідомлення: "Реєс</w:t>
-            </w:r>
-            <w:bookmarkStart w:id="0" w:name="_GoBack"/>
-            <w:bookmarkEnd w:id="0"/>
-            <w:r>
-              <w:rPr>
-                <w:rFonts w:hint="default" w:ascii="Arial" w:hAnsi="Arial" w:eastAsia="SimSun" w:cs="Arial"/>
-                <w:kern w:val="0"/>
-                <w:sz w:val="20"/>
-                <w:szCs w:val="20"/>
-                <w:lang w:val="en-US" w:eastAsia="zh-CN" w:bidi="ar"/>
-              </w:rPr>
-              <w:t>тр порожній. Пошук неможливий".</w:t>
+              <w:t>Повідомлення: "Реєстр порожній. Пошук неможливий".</w:t>
             </w:r>
           </w:p>
         </w:tc>
@@ -1516,7 +1499,6 @@
           </w:tblCellMar>
         </w:tblPrEx>
         <w:trPr>
-          <w:wBefore w:w="0" w:type="auto"/>
           <w:trHeight w:val="1134" w:hRule="atLeast"/>
           <w:jc w:val="right"/>
         </w:trPr>
@@ -1694,9 +1676,6 @@
           <w:right w:w="108" w:type="dxa"/>
         </w:tblCellMar>
       </w:tblPrEx>
-      <w:trPr>
-        <w:wBefore w:w="0" w:type="dxa"/>
-      </w:trPr>
       <w:tc>
         <w:tcPr>
           <w:tcW w:w="7393" w:type="dxa"/>
@@ -1746,7 +1725,7 @@
               <w:sz w:val="16"/>
               <w:szCs w:val="16"/>
             </w:rPr>
-            <w:t>02.05.2026</w:t>
+            <w:t>03.05.2026</w:t>
           </w:r>
           <w:r>
             <w:rPr>
@@ -1800,7 +1779,7 @@
               <w:sz w:val="16"/>
               <w:szCs w:val="16"/>
             </w:rPr>
-            <w:t>23:21:30</w:t>
+            <w:t>10:22:24</w:t>
           </w:r>
           <w:r>
             <w:rPr>
@@ -1862,7 +1841,6 @@
               <w:rFonts w:ascii="Consolas" w:hAnsi="Consolas" w:cs="Arial"/>
               <w:sz w:val="20"/>
               <w:szCs w:val="20"/>
-              <w:lang/>
             </w:rPr>
             <w:t>2</w:t>
           </w:r>
@@ -1917,7 +1895,6 @@
               <w:rFonts w:ascii="Consolas" w:hAnsi="Consolas" w:cs="Arial"/>
               <w:sz w:val="20"/>
               <w:szCs w:val="20"/>
-              <w:lang/>
             </w:rPr>
             <w:t>2</w:t>
           </w:r>
@@ -1983,9 +1960,6 @@
           <w:right w:w="108" w:type="dxa"/>
         </w:tblCellMar>
       </w:tblPrEx>
-      <w:trPr>
-        <w:wBefore w:w="0" w:type="dxa"/>
-      </w:trPr>
       <w:tc>
         <w:tcPr>
           <w:tcW w:w="7393" w:type="dxa"/>
@@ -2035,7 +2009,7 @@
               <w:sz w:val="16"/>
               <w:szCs w:val="16"/>
             </w:rPr>
-            <w:t>02.05.2026</w:t>
+            <w:t>03.05.2026</w:t>
           </w:r>
           <w:r>
             <w:rPr>
@@ -2089,7 +2063,7 @@
               <w:sz w:val="16"/>
               <w:szCs w:val="16"/>
             </w:rPr>
-            <w:t>23:21:30</w:t>
+            <w:t>10:22:24</w:t>
           </w:r>
           <w:r>
             <w:rPr>
@@ -2151,7 +2125,6 @@
               <w:rFonts w:ascii="Consolas" w:hAnsi="Consolas" w:cs="Arial"/>
               <w:sz w:val="20"/>
               <w:szCs w:val="20"/>
-              <w:lang/>
             </w:rPr>
             <w:t>1</w:t>
           </w:r>
@@ -2206,7 +2179,6 @@
               <w:rFonts w:ascii="Consolas" w:hAnsi="Consolas" w:cs="Arial"/>
               <w:sz w:val="20"/>
               <w:szCs w:val="20"/>
-              <w:lang/>
             </w:rPr>
             <w:t>1</w:t>
           </w:r>
@@ -2253,9 +2225,6 @@
       <w:pStyle w:val="13"/>
     </w:pPr>
     <w:r>
-      <w:rPr>
-        <w:lang/>
-      </w:rPr>
       <mc:AlternateContent>
         <mc:Choice Requires="wps">
           <w:drawing>
@@ -2418,7 +2387,7 @@
                               <w:szCs w:val="20"/>
                               <w:lang w:val="en-US"/>
                             </w:rPr>
-                            <w:t>5/2/2026</w:t>
+                            <w:t>5/3/2026</w:t>
                           </w:r>
                           <w:r>
                             <w:rPr>
@@ -2576,7 +2545,7 @@
                         <w:szCs w:val="20"/>
                         <w:lang w:val="en-US"/>
                       </w:rPr>
-                      <w:t>5/2/2026</w:t>
+                      <w:t>5/3/2026</w:t>
                     </w:r>
                     <w:r>
                       <w:rPr>
@@ -2767,6 +2736,7 @@
     <w:qFormat/>
     <w:uiPriority w:val="0"/>
     <w:rPr>
+      <w:rFonts w:ascii="Times New Roman" w:hAnsi="Times New Roman" w:eastAsia="SimSun" w:cs="Times New Roman"/>
       <w:sz w:val="24"/>
       <w:szCs w:val="24"/>
       <w:lang w:val="uk-UA" w:eastAsia="uk-UA" w:bidi="ar-SA"/>
@@ -2798,7 +2768,6 @@
     <w:semiHidden/>
     <w:uiPriority w:val="0"/>
     <w:tblPr>
-      <w:tblStyle w:val="4"/>
       <w:tblCellMar>
         <w:top w:w="0" w:type="dxa"/>
         <w:left w:w="108" w:type="dxa"/>
@@ -2917,7 +2886,6 @@
     <w:basedOn w:val="4"/>
     <w:uiPriority w:val="0"/>
     <w:tblPr>
-      <w:tblStyle w:val="4"/>
       <w:tblBorders>
         <w:top w:val="single" w:color="auto" w:sz="4" w:space="0"/>
         <w:left w:val="single" w:color="auto" w:sz="4" w:space="0"/>
@@ -2936,6 +2904,7 @@
   <w:style w:type="paragraph" w:customStyle="1" w:styleId="18">
     <w:name w:val="Char Знак Знак Char Знак Знак Знак Знак Знак Знак Знак Знак Знак Знак Знак Знак Знак"/>
     <w:basedOn w:val="1"/>
+    <w:qFormat/>
     <w:uiPriority w:val="0"/>
     <w:rPr>
       <w:rFonts w:ascii="Verdana" w:hAnsi="Verdana" w:cs="Verdana"/>
